--- a/web/public/files/poe/lekciya-6.docx
+++ b/web/public/files/poe/lekciya-6.docx
@@ -8,7 +8,7 @@
         <w:spacing w:line="288" w:lineRule="auto"/>
         <w:jc w:val="center"/>
         <w:rPr>
-          <w:rFonts w:ascii="Times New Roman" w:eastAsia="Arial Unicode MS" w:hAnsi="Times New Roman"/>
+          <w:rFonts w:ascii="Arial Unicode MS" w:eastAsia="Arial Unicode MS" w:hAnsi="Arial Unicode MS" w:cs="Arial Unicode MS"/>
           <w:b/>
           <w:sz w:val="28"/>
           <w:szCs w:val="28"/>
@@ -17,7 +17,7 @@
       </w:pPr>
       <w:r>
         <w:rPr>
-          <w:rFonts w:ascii="Times New Roman" w:eastAsia="Arial Unicode MS" w:hAnsi="Times New Roman"/>
+          <w:rFonts w:ascii="Arial Unicode MS" w:eastAsia="Arial Unicode MS" w:hAnsi="Arial Unicode MS" w:cs="Arial Unicode MS"/>
           <w:b/>
           <w:sz w:val="28"/>
           <w:szCs w:val="28"/>
@@ -27,25 +27,45 @@
       </w:r>
       <w:r>
         <w:rPr>
-          <w:rFonts w:ascii="Times New Roman" w:eastAsia="Arial Unicode MS" w:hAnsi="Times New Roman"/>
+          <w:rFonts w:ascii="Arial Unicode MS" w:eastAsia="Arial Unicode MS" w:hAnsi="Arial Unicode MS" w:cs="Arial Unicode MS"/>
           <w:b/>
           <w:sz w:val="28"/>
           <w:szCs w:val="28"/>
           <w:lang w:val="ky-KG"/>
         </w:rPr>
-        <w:t xml:space="preserve"> Некоторые математитческие соотношения при ПЭ</w:t>
-      </w:r>
-    </w:p>
-    <w:p>
-      <w:pPr>
-        <w:spacing w:after="0" w:line="288" w:lineRule="auto"/>
-        <w:jc w:val="center"/>
-        <w:rPr>
-          <w:rFonts w:ascii="Times New Roman" w:eastAsia="Arial Unicode MS" w:hAnsi="Times New Roman" w:cs="Times New Roman"/>
+        <w:t xml:space="preserve"> </w:t>
+      </w:r>
+      <w:r>
+        <w:rPr>
+          <w:rFonts w:ascii="Arial Unicode MS" w:eastAsia="Arial Unicode MS" w:hAnsi="Arial Unicode MS" w:cs="Arial Unicode MS"/>
+          <w:b/>
           <w:sz w:val="28"/>
           <w:szCs w:val="28"/>
           <w:lang w:val="ky-KG"/>
         </w:rPr>
+        <w:t>Основн</w:t>
+      </w:r>
+      <w:r>
+        <w:rPr>
+          <w:rFonts w:ascii="Arial Unicode MS" w:eastAsia="Arial Unicode MS" w:hAnsi="Arial Unicode MS" w:cs="Arial Unicode MS"/>
+          <w:b/>
+          <w:sz w:val="28"/>
+          <w:szCs w:val="28"/>
+          <w:lang w:val="ky-KG"/>
+        </w:rPr>
+        <w:t>ые математитческие соотношения при ПЭ</w:t>
+      </w:r>
+    </w:p>
+    <w:p>
+      <w:pPr>
+        <w:spacing w:after="0" w:line="288" w:lineRule="auto"/>
+        <w:jc w:val="center"/>
+        <w:rPr>
+          <w:rFonts w:ascii="Arial Unicode MS" w:eastAsia="Arial Unicode MS" w:hAnsi="Arial Unicode MS" w:cs="Arial Unicode MS"/>
+          <w:sz w:val="28"/>
+          <w:szCs w:val="28"/>
+          <w:lang w:val="ky-KG"/>
+        </w:rPr>
       </w:pPr>
     </w:p>
     <w:p>
@@ -101,7 +121,7 @@
           <w:szCs w:val="30"/>
           <w:lang w:val="en-US" w:eastAsia="ru-RU"/>
         </w:rPr>
-        <w:object w:dxaOrig="3500" w:dyaOrig="859" w14:anchorId="1609BA47">
+        <w:object w:dxaOrig="3500" w:dyaOrig="859" w14:anchorId="1DE482FD">
           <v:shapetype id="_x0000_t75" coordsize="21600,21600" o:spt="75" o:preferrelative="t" path="m@4@5l@4@11@9@11@9@5xe" filled="f" stroked="f">
             <v:stroke joinstyle="miter"/>
             <v:formulas>
@@ -124,7 +144,7 @@
           <v:shape id="_x0000_i1025" type="#_x0000_t75" style="width:214.5pt;height:52.5pt" o:ole="" fillcolor="window">
             <v:imagedata r:id="rId6" o:title=""/>
           </v:shape>
-          <o:OLEObject Type="Embed" ProgID="Equation.3" ShapeID="_x0000_i1025" DrawAspect="Content" ObjectID="_1854193052" r:id="rId7"/>
+          <o:OLEObject Type="Embed" ProgID="Equation.3" ShapeID="_x0000_i1025" DrawAspect="Content" ObjectID="_1854797737" r:id="rId7"/>
         </w:object>
       </w:r>
       <w:proofErr w:type="gramStart"/>
@@ -165,7 +185,16 @@
           <w:szCs w:val="30"/>
           <w:lang w:eastAsia="ru-RU"/>
         </w:rPr>
-        <w:t>5.3.2)</w:t>
+        <w:t>5.3</w:t>
+      </w:r>
+      <w:r>
+        <w:rPr>
+          <w:rFonts w:ascii="Times New Roman" w:eastAsia="Times New Roman" w:hAnsi="Times New Roman" w:cs="Times New Roman"/>
+          <w:sz w:val="30"/>
+          <w:szCs w:val="30"/>
+          <w:lang w:eastAsia="ru-RU"/>
+        </w:rPr>
+        <w:t>.2)</w:t>
       </w:r>
     </w:p>
     <w:p>
@@ -198,7 +227,25 @@
           <w:szCs w:val="30"/>
           <w:lang w:eastAsia="ru-RU"/>
         </w:rPr>
-        <w:t>которому соответствует матрица плана эксперимента (наблюдений)</w:t>
+        <w:t xml:space="preserve">которому соответствует матрица плана </w:t>
+      </w:r>
+      <w:r>
+        <w:rPr>
+          <w:rFonts w:ascii="Times New Roman" w:eastAsia="Times New Roman" w:hAnsi="Times New Roman" w:cs="Times New Roman"/>
+          <w:sz w:val="30"/>
+          <w:szCs w:val="30"/>
+          <w:lang w:eastAsia="ru-RU"/>
+        </w:rPr>
+        <w:t xml:space="preserve">эксперимента </w:t>
+      </w:r>
+      <w:r>
+        <w:rPr>
+          <w:rFonts w:ascii="Times New Roman" w:eastAsia="Times New Roman" w:hAnsi="Times New Roman" w:cs="Times New Roman"/>
+          <w:sz w:val="30"/>
+          <w:szCs w:val="30"/>
+          <w:lang w:eastAsia="ru-RU"/>
+        </w:rPr>
+        <w:t>(наблюдений)</w:t>
       </w:r>
     </w:p>
     <w:p>
@@ -232,11 +279,11 @@
           <w:szCs w:val="30"/>
           <w:lang w:val="en-US" w:eastAsia="ru-RU"/>
         </w:rPr>
-        <w:object w:dxaOrig="4120" w:dyaOrig="1700" w14:anchorId="0E3BEA8C">
+        <w:object w:dxaOrig="4120" w:dyaOrig="1700" w14:anchorId="6281D73C">
           <v:shape id="_x0000_i1026" type="#_x0000_t75" style="width:255pt;height:105pt" o:ole="" fillcolor="window">
             <v:imagedata r:id="rId8" o:title=""/>
           </v:shape>
-          <o:OLEObject Type="Embed" ProgID="Equation.3" ShapeID="_x0000_i1026" DrawAspect="Content" ObjectID="_1854193053" r:id="rId9"/>
+          <o:OLEObject Type="Embed" ProgID="Equation.3" ShapeID="_x0000_i1026" DrawAspect="Content" ObjectID="_1854797738" r:id="rId9"/>
         </w:object>
       </w:r>
       <w:r>
@@ -246,7 +293,25 @@
           <w:szCs w:val="30"/>
           <w:lang w:eastAsia="ru-RU"/>
         </w:rPr>
-        <w:t>.             (5.3.3)</w:t>
+        <w:t>.             (</w:t>
+      </w:r>
+      <w:r>
+        <w:rPr>
+          <w:rFonts w:ascii="Times New Roman" w:eastAsia="Times New Roman" w:hAnsi="Times New Roman" w:cs="Times New Roman"/>
+          <w:sz w:val="30"/>
+          <w:szCs w:val="30"/>
+          <w:lang w:eastAsia="ru-RU"/>
+        </w:rPr>
+        <w:t>5.3</w:t>
+      </w:r>
+      <w:r>
+        <w:rPr>
+          <w:rFonts w:ascii="Times New Roman" w:eastAsia="Times New Roman" w:hAnsi="Times New Roman" w:cs="Times New Roman"/>
+          <w:sz w:val="30"/>
+          <w:szCs w:val="30"/>
+          <w:lang w:eastAsia="ru-RU"/>
+        </w:rPr>
+        <w:t>.3)</w:t>
       </w:r>
     </w:p>
     <w:p>
@@ -314,11 +379,11 @@
           <w:szCs w:val="30"/>
           <w:lang w:val="en-US" w:eastAsia="ru-RU"/>
         </w:rPr>
-        <w:object w:dxaOrig="2160" w:dyaOrig="420" w14:anchorId="2BA1AB8B">
-          <v:shape id="_x0000_i1027" type="#_x0000_t75" style="width:136.5pt;height:27.75pt" o:ole="" fillcolor="window">
+        <w:object w:dxaOrig="2160" w:dyaOrig="420" w14:anchorId="2A2B02E6">
+          <v:shape id="_x0000_i1027" type="#_x0000_t75" style="width:137.25pt;height:27.75pt" o:ole="" fillcolor="window">
             <v:imagedata r:id="rId10" o:title=""/>
           </v:shape>
-          <o:OLEObject Type="Embed" ProgID="Equation.3" ShapeID="_x0000_i1027" DrawAspect="Content" ObjectID="_1854193054" r:id="rId11"/>
+          <o:OLEObject Type="Embed" ProgID="Equation.3" ShapeID="_x0000_i1027" DrawAspect="Content" ObjectID="_1854797739" r:id="rId11"/>
         </w:object>
       </w:r>
       <w:r>
@@ -328,7 +393,25 @@
           <w:szCs w:val="30"/>
           <w:lang w:eastAsia="ru-RU"/>
         </w:rPr>
-        <w:t>.                          (5.3.4)</w:t>
+        <w:t>.                          (</w:t>
+      </w:r>
+      <w:r>
+        <w:rPr>
+          <w:rFonts w:ascii="Times New Roman" w:eastAsia="Times New Roman" w:hAnsi="Times New Roman" w:cs="Times New Roman"/>
+          <w:sz w:val="30"/>
+          <w:szCs w:val="30"/>
+          <w:lang w:eastAsia="ru-RU"/>
+        </w:rPr>
+        <w:t>5.3</w:t>
+      </w:r>
+      <w:r>
+        <w:rPr>
+          <w:rFonts w:ascii="Times New Roman" w:eastAsia="Times New Roman" w:hAnsi="Times New Roman" w:cs="Times New Roman"/>
+          <w:sz w:val="30"/>
+          <w:szCs w:val="30"/>
+          <w:lang w:eastAsia="ru-RU"/>
+        </w:rPr>
+        <w:t>.4)</w:t>
       </w:r>
     </w:p>
     <w:p>
@@ -363,7 +446,25 @@
           <w:szCs w:val="30"/>
           <w:lang w:eastAsia="ru-RU"/>
         </w:rPr>
-        <w:t>Принятому вектору базисных функций и плану эксперимента (5.3.2) соответствует матрица базисных функций модели</w:t>
+        <w:t>Принятому вектору базисных функций и плану эксперимента (</w:t>
+      </w:r>
+      <w:r>
+        <w:rPr>
+          <w:rFonts w:ascii="Times New Roman" w:eastAsia="Times New Roman" w:hAnsi="Times New Roman" w:cs="Times New Roman"/>
+          <w:sz w:val="30"/>
+          <w:szCs w:val="30"/>
+          <w:lang w:eastAsia="ru-RU"/>
+        </w:rPr>
+        <w:t>5.3</w:t>
+      </w:r>
+      <w:r>
+        <w:rPr>
+          <w:rFonts w:ascii="Times New Roman" w:eastAsia="Times New Roman" w:hAnsi="Times New Roman" w:cs="Times New Roman"/>
+          <w:sz w:val="30"/>
+          <w:szCs w:val="30"/>
+          <w:lang w:eastAsia="ru-RU"/>
+        </w:rPr>
+        <w:t>.2) соответствует матрица базисных функций модели</w:t>
       </w:r>
     </w:p>
     <w:p>
@@ -398,11 +499,11 @@
           <w:szCs w:val="30"/>
           <w:lang w:val="en-US" w:eastAsia="ru-RU"/>
         </w:rPr>
-        <w:object w:dxaOrig="6720" w:dyaOrig="1740" w14:anchorId="743EAD30">
+        <w:object w:dxaOrig="6720" w:dyaOrig="1740" w14:anchorId="4F1AECD3">
           <v:shape id="_x0000_i1028" type="#_x0000_t75" style="width:348.75pt;height:90.75pt" o:ole="" fillcolor="window">
             <v:imagedata r:id="rId12" o:title=""/>
           </v:shape>
-          <o:OLEObject Type="Embed" ProgID="Equation.3" ShapeID="_x0000_i1028" DrawAspect="Content" ObjectID="_1854193055" r:id="rId13"/>
+          <o:OLEObject Type="Embed" ProgID="Equation.3" ShapeID="_x0000_i1028" DrawAspect="Content" ObjectID="_1854797740" r:id="rId13"/>
         </w:object>
       </w:r>
       <w:r>
@@ -412,7 +513,25 @@
           <w:szCs w:val="30"/>
           <w:lang w:eastAsia="ru-RU"/>
         </w:rPr>
-        <w:t>.    (5.3.5)</w:t>
+        <w:t>.    (</w:t>
+      </w:r>
+      <w:r>
+        <w:rPr>
+          <w:rFonts w:ascii="Times New Roman" w:eastAsia="Times New Roman" w:hAnsi="Times New Roman" w:cs="Times New Roman"/>
+          <w:sz w:val="30"/>
+          <w:szCs w:val="30"/>
+          <w:lang w:eastAsia="ru-RU"/>
+        </w:rPr>
+        <w:t>5.3</w:t>
+      </w:r>
+      <w:r>
+        <w:rPr>
+          <w:rFonts w:ascii="Times New Roman" w:eastAsia="Times New Roman" w:hAnsi="Times New Roman" w:cs="Times New Roman"/>
+          <w:sz w:val="30"/>
+          <w:szCs w:val="30"/>
+          <w:lang w:eastAsia="ru-RU"/>
+        </w:rPr>
+        <w:t>.5)</w:t>
       </w:r>
     </w:p>
     <w:p>
@@ -600,11 +719,11 @@
           <w:szCs w:val="30"/>
           <w:lang w:val="en-US" w:eastAsia="ru-RU"/>
         </w:rPr>
-        <w:object w:dxaOrig="1120" w:dyaOrig="320" w14:anchorId="23870566">
+        <w:object w:dxaOrig="1120" w:dyaOrig="320" w14:anchorId="56FC2821">
           <v:shape id="_x0000_i1029" type="#_x0000_t75" style="width:62.25pt;height:17.25pt" o:ole="" fillcolor="window">
             <v:imagedata r:id="rId14" o:title=""/>
           </v:shape>
-          <o:OLEObject Type="Embed" ProgID="Equation.3" ShapeID="_x0000_i1029" DrawAspect="Content" ObjectID="_1854193056" r:id="rId15"/>
+          <o:OLEObject Type="Embed" ProgID="Equation.3" ShapeID="_x0000_i1029" DrawAspect="Content" ObjectID="_1854797741" r:id="rId15"/>
         </w:object>
       </w:r>
       <w:r>
@@ -614,7 +733,25 @@
           <w:szCs w:val="30"/>
           <w:lang w:eastAsia="ru-RU"/>
         </w:rPr>
-        <w:t xml:space="preserve"> .                                 (5.3.6)</w:t>
+        <w:t xml:space="preserve"> .                                 (</w:t>
+      </w:r>
+      <w:r>
+        <w:rPr>
+          <w:rFonts w:ascii="Times New Roman" w:eastAsia="Times New Roman" w:hAnsi="Times New Roman" w:cs="Times New Roman"/>
+          <w:sz w:val="30"/>
+          <w:szCs w:val="30"/>
+          <w:lang w:eastAsia="ru-RU"/>
+        </w:rPr>
+        <w:t>5.3</w:t>
+      </w:r>
+      <w:r>
+        <w:rPr>
+          <w:rFonts w:ascii="Times New Roman" w:eastAsia="Times New Roman" w:hAnsi="Times New Roman" w:cs="Times New Roman"/>
+          <w:sz w:val="30"/>
+          <w:szCs w:val="30"/>
+          <w:lang w:eastAsia="ru-RU"/>
+        </w:rPr>
+        <w:t>.6)</w:t>
       </w:r>
     </w:p>
     <w:p>
@@ -649,6 +786,7 @@
           <w:szCs w:val="30"/>
           <w:lang w:val="ky-KG"/>
         </w:rPr>
+        <w:lastRenderedPageBreak/>
         <w:t>К</w:t>
       </w:r>
       <w:r>
@@ -877,7 +1015,6 @@
           <w:szCs w:val="30"/>
           <w:lang w:val="ky-KG"/>
         </w:rPr>
-        <w:lastRenderedPageBreak/>
         <w:t xml:space="preserve">где </w:t>
       </w:r>
       <m:oMath>
@@ -2108,11 +2245,11 @@
           <w:szCs w:val="30"/>
           <w:lang w:eastAsia="ru-RU"/>
         </w:rPr>
-        <w:object w:dxaOrig="1440" w:dyaOrig="1440" w14:anchorId="0DE6D062">
+        <w:object w:dxaOrig="1440" w:dyaOrig="1440" w14:anchorId="229C4CC9">
           <v:shape id="_x0000_s1026" type="#_x0000_t75" style="position:absolute;left:0;text-align:left;margin-left:127.3pt;margin-top:14.65pt;width:12.8pt;height:19.8pt;z-index:251659264;mso-position-horizontal-relative:text;mso-position-vertical-relative:text">
             <v:imagedata r:id="rId16" o:title=""/>
           </v:shape>
-          <o:OLEObject Type="Embed" ProgID="Equation.DSMT4" ShapeID="_x0000_s1026" DrawAspect="Content" ObjectID="_1854193085" r:id="rId17"/>
+          <o:OLEObject Type="Embed" ProgID="Equation.DSMT4" ShapeID="_x0000_s1026" DrawAspect="Content" ObjectID="_1854797770" r:id="rId17"/>
         </w:object>
       </w:r>
       <w:r>
@@ -2577,7 +2714,25 @@
           <w:szCs w:val="30"/>
           <w:lang w:val="en-US" w:eastAsia="ru-RU"/>
         </w:rPr>
-        <w:t xml:space="preserve">min,   </w:t>
+        <w:t>min,</w:t>
+      </w:r>
+      <w:r>
+        <w:rPr>
+          <w:rFonts w:ascii="Times New Roman" w:eastAsia="Times New Roman" w:hAnsi="Times New Roman" w:cs="Times New Roman"/>
+          <w:sz w:val="30"/>
+          <w:szCs w:val="30"/>
+          <w:lang w:val="en-US" w:eastAsia="ru-RU"/>
+        </w:rPr>
+        <w:t xml:space="preserve"> </w:t>
+      </w:r>
+      <w:r>
+        <w:rPr>
+          <w:rFonts w:ascii="Times New Roman" w:eastAsia="Times New Roman" w:hAnsi="Times New Roman" w:cs="Times New Roman"/>
+          <w:sz w:val="30"/>
+          <w:szCs w:val="30"/>
+          <w:lang w:val="en-US" w:eastAsia="ru-RU"/>
+        </w:rPr>
+        <w:t xml:space="preserve">  </w:t>
       </w:r>
       <w:proofErr w:type="gramEnd"/>
       <w:r>
@@ -2597,7 +2752,16 @@
           <w:szCs w:val="30"/>
           <w:lang w:val="en-US" w:eastAsia="ru-RU"/>
         </w:rPr>
-        <w:t xml:space="preserve">   (</w:t>
+        <w:t xml:space="preserve">   </w:t>
+      </w:r>
+      <w:r>
+        <w:rPr>
+          <w:rFonts w:ascii="Times New Roman" w:eastAsia="Times New Roman" w:hAnsi="Times New Roman" w:cs="Times New Roman"/>
+          <w:sz w:val="30"/>
+          <w:szCs w:val="30"/>
+          <w:lang w:val="en-US" w:eastAsia="ru-RU"/>
+        </w:rPr>
+        <w:t>(</w:t>
       </w:r>
       <w:proofErr w:type="gramEnd"/>
       <w:r>
@@ -2639,7 +2803,16 @@
           <w:szCs w:val="30"/>
           <w:lang w:eastAsia="ru-RU"/>
         </w:rPr>
-        <w:t xml:space="preserve">где </w:t>
+        <w:t>где</w:t>
+      </w:r>
+      <w:r>
+        <w:rPr>
+          <w:rFonts w:ascii="Times New Roman" w:eastAsia="Times New Roman" w:hAnsi="Times New Roman" w:cs="Times New Roman"/>
+          <w:sz w:val="30"/>
+          <w:szCs w:val="30"/>
+          <w:lang w:eastAsia="ru-RU"/>
+        </w:rPr>
+        <w:t xml:space="preserve"> </w:t>
       </w:r>
       <m:oMath>
         <m:sSub>
@@ -2777,7 +2950,15 @@
           <w:sz w:val="30"/>
           <w:szCs w:val="30"/>
         </w:rPr>
-        <w:t xml:space="preserve"> – ошибка (невязка) прогноза выходной переменной;</w:t>
+        <w:t xml:space="preserve"> – </w:t>
+      </w:r>
+      <w:r>
+        <w:rPr>
+          <w:rFonts w:ascii="Times New Roman" w:eastAsia="Times New Roman" w:hAnsi="Times New Roman" w:cs="Times New Roman"/>
+          <w:sz w:val="30"/>
+          <w:szCs w:val="30"/>
+        </w:rPr>
+        <w:t>ошибка (невязка) прогноза выходной переменной;</w:t>
       </w:r>
     </w:p>
     <w:p>
@@ -2798,11 +2979,11 @@
           <w:szCs w:val="30"/>
           <w:lang w:val="en-US" w:eastAsia="ru-RU"/>
         </w:rPr>
-        <w:object w:dxaOrig="1520" w:dyaOrig="440" w14:anchorId="6AD4E729">
+        <w:object w:dxaOrig="1520" w:dyaOrig="440" w14:anchorId="613A89D8">
           <v:shape id="_x0000_i1031" type="#_x0000_t75" style="width:93pt;height:26.25pt" o:ole="" fillcolor="window">
             <v:imagedata r:id="rId18" o:title=""/>
           </v:shape>
-          <o:OLEObject Type="Embed" ProgID="Equation.3" ShapeID="_x0000_i1031" DrawAspect="Content" ObjectID="_1854193057" r:id="rId19"/>
+          <o:OLEObject Type="Embed" ProgID="Equation.3" ShapeID="_x0000_i1031" DrawAspect="Content" ObjectID="_1854797742" r:id="rId19"/>
         </w:object>
       </w:r>
       <w:r>
@@ -2889,7 +3070,25 @@
           <w:szCs w:val="30"/>
           <w:lang w:eastAsia="ru-RU"/>
         </w:rPr>
-        <w:t>-опыте значение выходной величины.</w:t>
+        <w:t>-опыте значение</w:t>
+      </w:r>
+      <w:r>
+        <w:rPr>
+          <w:rFonts w:ascii="Times New Roman" w:eastAsia="Times New Roman" w:hAnsi="Times New Roman" w:cs="Times New Roman"/>
+          <w:sz w:val="30"/>
+          <w:szCs w:val="30"/>
+          <w:lang w:eastAsia="ru-RU"/>
+        </w:rPr>
+        <w:t xml:space="preserve"> выходной величины</w:t>
+      </w:r>
+      <w:r>
+        <w:rPr>
+          <w:rFonts w:ascii="Times New Roman" w:eastAsia="Times New Roman" w:hAnsi="Times New Roman" w:cs="Times New Roman"/>
+          <w:sz w:val="30"/>
+          <w:szCs w:val="30"/>
+          <w:lang w:eastAsia="ru-RU"/>
+        </w:rPr>
+        <w:t>.</w:t>
       </w:r>
     </w:p>
     <w:p>
@@ -2971,7 +3170,16 @@
           <w:szCs w:val="30"/>
           <w:lang w:eastAsia="ru-RU"/>
         </w:rPr>
-        <w:t xml:space="preserve"> (</w:t>
+        <w:t xml:space="preserve"> </w:t>
+      </w:r>
+      <w:r>
+        <w:rPr>
+          <w:rFonts w:ascii="Times New Roman" w:eastAsia="Times New Roman" w:hAnsi="Times New Roman" w:cs="Times New Roman"/>
+          <w:sz w:val="30"/>
+          <w:szCs w:val="30"/>
+          <w:lang w:eastAsia="ru-RU"/>
+        </w:rPr>
+        <w:t>(</w:t>
       </w:r>
       <w:proofErr w:type="gramEnd"/>
       <w:r>
@@ -3012,11 +3220,11 @@
           <w:szCs w:val="30"/>
           <w:lang w:eastAsia="ru-RU"/>
         </w:rPr>
-        <w:object w:dxaOrig="3220" w:dyaOrig="440" w14:anchorId="04B50C81">
+        <w:object w:dxaOrig="3220" w:dyaOrig="440" w14:anchorId="1DC7009B">
           <v:shape id="_x0000_i1032" type="#_x0000_t75" style="width:186pt;height:24.75pt" o:ole="" fillcolor="window">
             <v:imagedata r:id="rId20" o:title=""/>
           </v:shape>
-          <o:OLEObject Type="Embed" ProgID="Equation.3" ShapeID="_x0000_i1032" DrawAspect="Content" ObjectID="_1854193058" r:id="rId21"/>
+          <o:OLEObject Type="Embed" ProgID="Equation.3" ShapeID="_x0000_i1032" DrawAspect="Content" ObjectID="_1854797743" r:id="rId21"/>
         </w:object>
       </w:r>
       <w:proofErr w:type="gramStart"/>
@@ -3057,7 +3265,16 @@
           <w:szCs w:val="30"/>
           <w:lang w:eastAsia="ru-RU"/>
         </w:rPr>
-        <w:t>5.3.8)</w:t>
+        <w:t>5.3</w:t>
+      </w:r>
+      <w:r>
+        <w:rPr>
+          <w:rFonts w:ascii="Times New Roman" w:eastAsia="Times New Roman" w:hAnsi="Times New Roman" w:cs="Times New Roman"/>
+          <w:sz w:val="30"/>
+          <w:szCs w:val="30"/>
+          <w:lang w:eastAsia="ru-RU"/>
+        </w:rPr>
+        <w:t>.8)</w:t>
       </w:r>
     </w:p>
     <w:p>
@@ -3100,11 +3317,11 @@
           <w:szCs w:val="30"/>
           <w:lang w:eastAsia="ru-RU"/>
         </w:rPr>
-        <w:object w:dxaOrig="1380" w:dyaOrig="740" w14:anchorId="30AD670A">
+        <w:object w:dxaOrig="1380" w:dyaOrig="740" w14:anchorId="766F0BAD">
           <v:shape id="_x0000_i1033" type="#_x0000_t75" style="width:69pt;height:37.5pt" o:ole="">
             <v:imagedata r:id="rId22" o:title=""/>
           </v:shape>
-          <o:OLEObject Type="Embed" ProgID="Equation.DSMT4" ShapeID="_x0000_i1033" DrawAspect="Content" ObjectID="_1854193059" r:id="rId23"/>
+          <o:OLEObject Type="Embed" ProgID="Equation.DSMT4" ShapeID="_x0000_i1033" DrawAspect="Content" ObjectID="_1854797744" r:id="rId23"/>
         </w:object>
       </w:r>
       <w:r>
@@ -3136,11 +3353,11 @@
           <w:szCs w:val="30"/>
           <w:lang w:eastAsia="ru-RU"/>
         </w:rPr>
-        <w:object w:dxaOrig="1180" w:dyaOrig="880" w14:anchorId="0756AAA0">
+        <w:object w:dxaOrig="1180" w:dyaOrig="880" w14:anchorId="1D1FF618">
           <v:shape id="_x0000_i1034" type="#_x0000_t75" style="width:59.25pt;height:44.25pt" o:ole="" fillcolor="window">
             <v:imagedata r:id="rId24" o:title=""/>
           </v:shape>
-          <o:OLEObject Type="Embed" ProgID="Equation.3" ShapeID="_x0000_i1034" DrawAspect="Content" ObjectID="_1854193060" r:id="rId25"/>
+          <o:OLEObject Type="Embed" ProgID="Equation.3" ShapeID="_x0000_i1034" DrawAspect="Content" ObjectID="_1854797745" r:id="rId25"/>
         </w:object>
       </w:r>
       <w:r>
@@ -3175,11 +3392,11 @@
           <w:szCs w:val="30"/>
           <w:lang w:eastAsia="ru-RU"/>
         </w:rPr>
-        <w:object w:dxaOrig="2000" w:dyaOrig="460" w14:anchorId="22DC7440">
-          <v:shape id="_x0000_i1035" type="#_x0000_t75" style="width:99.75pt;height:22.5pt" o:ole="" fillcolor="window">
+        <w:object w:dxaOrig="2000" w:dyaOrig="460" w14:anchorId="6E30AF23">
+          <v:shape id="_x0000_i1035" type="#_x0000_t75" style="width:99.75pt;height:23.25pt" o:ole="" fillcolor="window">
             <v:imagedata r:id="rId26" o:title=""/>
           </v:shape>
-          <o:OLEObject Type="Embed" ProgID="Equation.3" ShapeID="_x0000_i1035" DrawAspect="Content" ObjectID="_1854193061" r:id="rId27"/>
+          <o:OLEObject Type="Embed" ProgID="Equation.3" ShapeID="_x0000_i1035" DrawAspect="Content" ObjectID="_1854797746" r:id="rId27"/>
         </w:object>
       </w:r>
       <w:r>
@@ -3211,11 +3428,11 @@
           <w:szCs w:val="30"/>
           <w:lang w:eastAsia="ru-RU"/>
         </w:rPr>
-        <w:object w:dxaOrig="560" w:dyaOrig="499" w14:anchorId="7E647098">
+        <w:object w:dxaOrig="560" w:dyaOrig="499" w14:anchorId="5CBBC94D">
           <v:shape id="_x0000_i1036" type="#_x0000_t75" style="width:27.75pt;height:24.75pt" o:ole="" fillcolor="window">
             <v:imagedata r:id="rId28" o:title=""/>
           </v:shape>
-          <o:OLEObject Type="Embed" ProgID="Equation.3" ShapeID="_x0000_i1036" DrawAspect="Content" ObjectID="_1854193062" r:id="rId29"/>
+          <o:OLEObject Type="Embed" ProgID="Equation.3" ShapeID="_x0000_i1036" DrawAspect="Content" ObjectID="_1854797747" r:id="rId29"/>
         </w:object>
       </w:r>
       <w:r>
@@ -3235,11 +3452,11 @@
           <w:szCs w:val="30"/>
           <w:lang w:eastAsia="ru-RU"/>
         </w:rPr>
-        <w:object w:dxaOrig="440" w:dyaOrig="420" w14:anchorId="6E408402">
+        <w:object w:dxaOrig="440" w:dyaOrig="420" w14:anchorId="2B2664EB">
           <v:shape id="_x0000_i1037" type="#_x0000_t75" style="width:21.75pt;height:21pt" o:ole="" fillcolor="window">
             <v:imagedata r:id="rId30" o:title=""/>
           </v:shape>
-          <o:OLEObject Type="Embed" ProgID="Equation.3" ShapeID="_x0000_i1037" DrawAspect="Content" ObjectID="_1854193063" r:id="rId31"/>
+          <o:OLEObject Type="Embed" ProgID="Equation.3" ShapeID="_x0000_i1037" DrawAspect="Content" ObjectID="_1854797748" r:id="rId31"/>
         </w:object>
       </w:r>
       <w:r>
@@ -3364,11 +3581,11 @@
           <w:szCs w:val="30"/>
           <w:lang w:eastAsia="ru-RU"/>
         </w:rPr>
-        <w:object w:dxaOrig="6680" w:dyaOrig="1480" w14:anchorId="3C152641">
+        <w:object w:dxaOrig="6680" w:dyaOrig="1480" w14:anchorId="7AFA4BF5">
           <v:shape id="_x0000_i1038" type="#_x0000_t75" style="width:411pt;height:90.75pt" o:ole="" fillcolor="window">
             <v:imagedata r:id="rId32" o:title=""/>
           </v:shape>
-          <o:OLEObject Type="Embed" ProgID="Equation.DSMT4" ShapeID="_x0000_i1038" DrawAspect="Content" ObjectID="_1854193064" r:id="rId33"/>
+          <o:OLEObject Type="Embed" ProgID="Equation.DSMT4" ShapeID="_x0000_i1038" DrawAspect="Content" ObjectID="_1854797749" r:id="rId33"/>
         </w:object>
       </w:r>
       <w:r>
@@ -3399,7 +3616,25 @@
           <w:szCs w:val="30"/>
           <w:lang w:eastAsia="ru-RU"/>
         </w:rPr>
-        <w:t>(5.3.9)</w:t>
+        <w:t>(</w:t>
+      </w:r>
+      <w:r>
+        <w:rPr>
+          <w:rFonts w:ascii="Times New Roman" w:eastAsia="Times New Roman" w:hAnsi="Times New Roman" w:cs="Times New Roman"/>
+          <w:sz w:val="30"/>
+          <w:szCs w:val="30"/>
+          <w:lang w:eastAsia="ru-RU"/>
+        </w:rPr>
+        <w:t>5.3</w:t>
+      </w:r>
+      <w:r>
+        <w:rPr>
+          <w:rFonts w:ascii="Times New Roman" w:eastAsia="Times New Roman" w:hAnsi="Times New Roman" w:cs="Times New Roman"/>
+          <w:sz w:val="30"/>
+          <w:szCs w:val="30"/>
+          <w:lang w:eastAsia="ru-RU"/>
+        </w:rPr>
+        <w:t>.9)</w:t>
       </w:r>
     </w:p>
     <w:p>
@@ -3442,11 +3677,11 @@
           <w:szCs w:val="30"/>
           <w:lang w:eastAsia="ru-RU"/>
         </w:rPr>
-        <w:object w:dxaOrig="2180" w:dyaOrig="900" w14:anchorId="12696A40">
+        <w:object w:dxaOrig="2180" w:dyaOrig="900" w14:anchorId="6F40E5DF">
           <v:shape id="_x0000_i1039" type="#_x0000_t75" style="width:121.5pt;height:50.25pt" o:ole="" fillcolor="window">
             <v:imagedata r:id="rId34" o:title=""/>
           </v:shape>
-          <o:OLEObject Type="Embed" ProgID="Equation.3" ShapeID="_x0000_i1039" DrawAspect="Content" ObjectID="_1854193065" r:id="rId35"/>
+          <o:OLEObject Type="Embed" ProgID="Equation.3" ShapeID="_x0000_i1039" DrawAspect="Content" ObjectID="_1854797750" r:id="rId35"/>
         </w:object>
       </w:r>
     </w:p>
@@ -3478,11 +3713,11 @@
           <w:szCs w:val="30"/>
           <w:lang w:eastAsia="ru-RU"/>
         </w:rPr>
-        <w:object w:dxaOrig="1340" w:dyaOrig="380" w14:anchorId="711DDC88">
+        <w:object w:dxaOrig="1340" w:dyaOrig="380" w14:anchorId="27BF7D32">
           <v:shape id="_x0000_i1040" type="#_x0000_t75" style="width:71.25pt;height:20.25pt" o:ole="" fillcolor="window">
             <v:imagedata r:id="rId36" o:title=""/>
           </v:shape>
-          <o:OLEObject Type="Embed" ProgID="Equation.3" ShapeID="_x0000_i1040" DrawAspect="Content" ObjectID="_1854193066" r:id="rId37"/>
+          <o:OLEObject Type="Embed" ProgID="Equation.3" ShapeID="_x0000_i1040" DrawAspect="Content" ObjectID="_1854797751" r:id="rId37"/>
         </w:object>
       </w:r>
       <w:r>
@@ -3535,11 +3770,11 @@
           <w:szCs w:val="30"/>
           <w:lang w:eastAsia="ru-RU"/>
         </w:rPr>
-        <w:object w:dxaOrig="1380" w:dyaOrig="420" w14:anchorId="21A251F5">
-          <v:shape id="_x0000_i1041" type="#_x0000_t75" style="width:81.75pt;height:26.25pt" o:ole="" fillcolor="window">
+        <w:object w:dxaOrig="1380" w:dyaOrig="420" w14:anchorId="7832B144">
+          <v:shape id="_x0000_i1041" type="#_x0000_t75" style="width:81.75pt;height:25.5pt" o:ole="" fillcolor="window">
             <v:imagedata r:id="rId38" o:title=""/>
           </v:shape>
-          <o:OLEObject Type="Embed" ProgID="Equation.3" ShapeID="_x0000_i1041" DrawAspect="Content" ObjectID="_1854193067" r:id="rId39"/>
+          <o:OLEObject Type="Embed" ProgID="Equation.3" ShapeID="_x0000_i1041" DrawAspect="Content" ObjectID="_1854797752" r:id="rId39"/>
         </w:object>
       </w:r>
       <w:r>
@@ -3549,7 +3784,25 @@
           <w:szCs w:val="30"/>
           <w:lang w:eastAsia="ru-RU"/>
         </w:rPr>
-        <w:t xml:space="preserve">                                       (5.3.10)</w:t>
+        <w:t xml:space="preserve">                                       (</w:t>
+      </w:r>
+      <w:r>
+        <w:rPr>
+          <w:rFonts w:ascii="Times New Roman" w:eastAsia="Times New Roman" w:hAnsi="Times New Roman" w:cs="Times New Roman"/>
+          <w:sz w:val="30"/>
+          <w:szCs w:val="30"/>
+          <w:lang w:eastAsia="ru-RU"/>
+        </w:rPr>
+        <w:t>5.3</w:t>
+      </w:r>
+      <w:r>
+        <w:rPr>
+          <w:rFonts w:ascii="Times New Roman" w:eastAsia="Times New Roman" w:hAnsi="Times New Roman" w:cs="Times New Roman"/>
+          <w:sz w:val="30"/>
+          <w:szCs w:val="30"/>
+          <w:lang w:eastAsia="ru-RU"/>
+        </w:rPr>
+        <w:t>.10)</w:t>
       </w:r>
     </w:p>
     <w:p>
@@ -3613,11 +3866,11 @@
           <w:szCs w:val="30"/>
           <w:lang w:eastAsia="ru-RU"/>
         </w:rPr>
-        <w:object w:dxaOrig="4420" w:dyaOrig="480" w14:anchorId="6B2EE3EA">
+        <w:object w:dxaOrig="4420" w:dyaOrig="480" w14:anchorId="4BC77031">
           <v:shape id="_x0000_i1042" type="#_x0000_t75" style="width:270.75pt;height:30pt" o:ole="" fillcolor="window">
             <v:imagedata r:id="rId40" o:title=""/>
           </v:shape>
-          <o:OLEObject Type="Embed" ProgID="Equation.DSMT4" ShapeID="_x0000_i1042" DrawAspect="Content" ObjectID="_1854193068" r:id="rId41"/>
+          <o:OLEObject Type="Embed" ProgID="Equation.DSMT4" ShapeID="_x0000_i1042" DrawAspect="Content" ObjectID="_1854797753" r:id="rId41"/>
         </w:object>
       </w:r>
       <w:r>
@@ -3627,7 +3880,25 @@
           <w:szCs w:val="30"/>
           <w:lang w:eastAsia="ru-RU"/>
         </w:rPr>
-        <w:t>.         (5.3.11)</w:t>
+        <w:t>.         (</w:t>
+      </w:r>
+      <w:r>
+        <w:rPr>
+          <w:rFonts w:ascii="Times New Roman" w:eastAsia="Times New Roman" w:hAnsi="Times New Roman" w:cs="Times New Roman"/>
+          <w:sz w:val="30"/>
+          <w:szCs w:val="30"/>
+          <w:lang w:eastAsia="ru-RU"/>
+        </w:rPr>
+        <w:t>5.3</w:t>
+      </w:r>
+      <w:r>
+        <w:rPr>
+          <w:rFonts w:ascii="Times New Roman" w:eastAsia="Times New Roman" w:hAnsi="Times New Roman" w:cs="Times New Roman"/>
+          <w:sz w:val="30"/>
+          <w:szCs w:val="30"/>
+          <w:lang w:eastAsia="ru-RU"/>
+        </w:rPr>
+        <w:t>.11)</w:t>
       </w:r>
     </w:p>
     <w:p>
@@ -3670,11 +3941,11 @@
           <w:szCs w:val="30"/>
           <w:lang w:eastAsia="ru-RU"/>
         </w:rPr>
-        <w:object w:dxaOrig="240" w:dyaOrig="380" w14:anchorId="00EA85E4">
-          <v:shape id="_x0000_i1043" type="#_x0000_t75" style="width:11.25pt;height:18.75pt" o:ole="" fillcolor="window">
+        <w:object w:dxaOrig="240" w:dyaOrig="380" w14:anchorId="3D27F69F">
+          <v:shape id="_x0000_i1043" type="#_x0000_t75" style="width:12pt;height:18.75pt" o:ole="" fillcolor="window">
             <v:imagedata r:id="rId42" o:title=""/>
           </v:shape>
-          <o:OLEObject Type="Embed" ProgID="Equation.3" ShapeID="_x0000_i1043" DrawAspect="Content" ObjectID="_1854193069" r:id="rId43"/>
+          <o:OLEObject Type="Embed" ProgID="Equation.3" ShapeID="_x0000_i1043" DrawAspect="Content" ObjectID="_1854797754" r:id="rId43"/>
         </w:object>
       </w:r>
       <w:r>
@@ -3694,11 +3965,11 @@
           <w:szCs w:val="30"/>
           <w:lang w:eastAsia="ru-RU"/>
         </w:rPr>
-        <w:object w:dxaOrig="2460" w:dyaOrig="520" w14:anchorId="401F354C">
+        <w:object w:dxaOrig="2460" w:dyaOrig="520" w14:anchorId="412CFE0A">
           <v:shape id="_x0000_i1044" type="#_x0000_t75" style="width:154.5pt;height:32.25pt" o:ole="" fillcolor="window">
             <v:imagedata r:id="rId44" o:title=""/>
           </v:shape>
-          <o:OLEObject Type="Embed" ProgID="Equation.DSMT4" ShapeID="_x0000_i1044" DrawAspect="Content" ObjectID="_1854193070" r:id="rId45"/>
+          <o:OLEObject Type="Embed" ProgID="Equation.DSMT4" ShapeID="_x0000_i1044" DrawAspect="Content" ObjectID="_1854797755" r:id="rId45"/>
         </w:object>
       </w:r>
       <w:r>
@@ -3718,11 +3989,11 @@
           <w:szCs w:val="30"/>
           <w:lang w:eastAsia="ru-RU"/>
         </w:rPr>
-        <w:object w:dxaOrig="1960" w:dyaOrig="480" w14:anchorId="084C8AAB">
+        <w:object w:dxaOrig="1960" w:dyaOrig="480" w14:anchorId="761A9C06">
           <v:shape id="_x0000_i1045" type="#_x0000_t75" style="width:113.25pt;height:27.75pt" o:ole="" fillcolor="window">
             <v:imagedata r:id="rId46" o:title=""/>
           </v:shape>
-          <o:OLEObject Type="Embed" ProgID="Equation.DSMT4" ShapeID="_x0000_i1045" DrawAspect="Content" ObjectID="_1854193071" r:id="rId47"/>
+          <o:OLEObject Type="Embed" ProgID="Equation.DSMT4" ShapeID="_x0000_i1045" DrawAspect="Content" ObjectID="_1854797756" r:id="rId47"/>
         </w:object>
       </w:r>
       <w:r>
@@ -3775,11 +4046,11 @@
           <w:szCs w:val="30"/>
           <w:lang w:eastAsia="ru-RU"/>
         </w:rPr>
-        <w:object w:dxaOrig="6039" w:dyaOrig="900" w14:anchorId="7B7069D4">
+        <w:object w:dxaOrig="6039" w:dyaOrig="900" w14:anchorId="75E07C93">
           <v:shape id="_x0000_i1046" type="#_x0000_t75" style="width:370.5pt;height:54.75pt" o:ole="" fillcolor="window">
             <v:imagedata r:id="rId48" o:title=""/>
           </v:shape>
-          <o:OLEObject Type="Embed" ProgID="Equation.DSMT4" ShapeID="_x0000_i1046" DrawAspect="Content" ObjectID="_1854193072" r:id="rId49"/>
+          <o:OLEObject Type="Embed" ProgID="Equation.DSMT4" ShapeID="_x0000_i1046" DrawAspect="Content" ObjectID="_1854797757" r:id="rId49"/>
         </w:object>
       </w:r>
       <w:r>
@@ -3819,11 +4090,11 @@
           <w:szCs w:val="30"/>
           <w:lang w:eastAsia="ru-RU"/>
         </w:rPr>
-        <w:object w:dxaOrig="2340" w:dyaOrig="440" w14:anchorId="2298F48F">
+        <w:object w:dxaOrig="2340" w:dyaOrig="440" w14:anchorId="401810E8">
           <v:shape id="_x0000_i1047" type="#_x0000_t75" style="width:134.25pt;height:24.75pt" o:ole="" fillcolor="window">
             <v:imagedata r:id="rId50" o:title=""/>
           </v:shape>
-          <o:OLEObject Type="Embed" ProgID="Equation.3" ShapeID="_x0000_i1047" DrawAspect="Content" ObjectID="_1854193073" r:id="rId51"/>
+          <o:OLEObject Type="Embed" ProgID="Equation.3" ShapeID="_x0000_i1047" DrawAspect="Content" ObjectID="_1854797758" r:id="rId51"/>
         </w:object>
       </w:r>
       <w:r>
@@ -3919,7 +4190,25 @@
           <w:szCs w:val="30"/>
           <w:lang w:eastAsia="ru-RU"/>
         </w:rPr>
-        <w:t xml:space="preserve">– это подматрица матрицы базисных функций </w:t>
+        <w:t>– это подматрица матрицы</w:t>
+      </w:r>
+      <w:r>
+        <w:rPr>
+          <w:rFonts w:ascii="Times New Roman" w:eastAsia="Times New Roman" w:hAnsi="Times New Roman" w:cs="Times New Roman"/>
+          <w:sz w:val="30"/>
+          <w:szCs w:val="30"/>
+          <w:lang w:eastAsia="ru-RU"/>
+        </w:rPr>
+        <w:t xml:space="preserve"> базисных функ</w:t>
+      </w:r>
+      <w:r>
+        <w:rPr>
+          <w:rFonts w:ascii="Times New Roman" w:eastAsia="Times New Roman" w:hAnsi="Times New Roman" w:cs="Times New Roman"/>
+          <w:sz w:val="30"/>
+          <w:szCs w:val="30"/>
+          <w:lang w:eastAsia="ru-RU"/>
+        </w:rPr>
+        <w:t xml:space="preserve">ций </w:t>
       </w:r>
       <w:r>
         <w:rPr>
@@ -3948,7 +4237,16 @@
           <w:szCs w:val="30"/>
           <w:lang w:eastAsia="ru-RU"/>
         </w:rPr>
-        <w:t xml:space="preserve">(5.3.5), имеющая строки, соответствующие спектру плана эксперимента. Таким образом в этой матрице нет повторяющихся строк. </w:t>
+        <w:t>(5.3.5)</w:t>
+      </w:r>
+      <w:r>
+        <w:rPr>
+          <w:rFonts w:ascii="Times New Roman" w:eastAsia="Times New Roman" w:hAnsi="Times New Roman" w:cs="Times New Roman"/>
+          <w:sz w:val="30"/>
+          <w:szCs w:val="30"/>
+          <w:lang w:eastAsia="ru-RU"/>
+        </w:rPr>
+        <w:t xml:space="preserve">, имеющая строки, соответствующие спектру плана эксперимента. Таким образом в этой матрице нет повторяющихся строк. </w:t>
       </w:r>
     </w:p>
     <w:p>
@@ -4035,11 +4333,11 @@
           <w:szCs w:val="30"/>
           <w:lang w:eastAsia="ru-RU"/>
         </w:rPr>
-        <w:object w:dxaOrig="1860" w:dyaOrig="480" w14:anchorId="60EAE63E">
-          <v:shape id="_x0000_i1048" type="#_x0000_t75" style="width:99.75pt;height:26.25pt" o:ole="" fillcolor="window">
+        <w:object w:dxaOrig="1860" w:dyaOrig="480" w14:anchorId="764D77B5">
+          <v:shape id="_x0000_i1048" type="#_x0000_t75" style="width:99.75pt;height:25.5pt" o:ole="" fillcolor="window">
             <v:imagedata r:id="rId52" o:title=""/>
           </v:shape>
-          <o:OLEObject Type="Embed" ProgID="Equation.3" ShapeID="_x0000_i1048" DrawAspect="Content" ObjectID="_1854193074" r:id="rId53"/>
+          <o:OLEObject Type="Embed" ProgID="Equation.3" ShapeID="_x0000_i1048" DrawAspect="Content" ObjectID="_1854797759" r:id="rId53"/>
         </w:object>
       </w:r>
       <w:r>
@@ -4072,11 +4370,11 @@
           <w:szCs w:val="30"/>
           <w:lang w:val="en-US" w:eastAsia="ru-RU"/>
         </w:rPr>
-        <w:object w:dxaOrig="2060" w:dyaOrig="420" w14:anchorId="2E8FBFA0">
+        <w:object w:dxaOrig="2060" w:dyaOrig="420" w14:anchorId="14F65C62">
           <v:shape id="_x0000_i1049" type="#_x0000_t75" style="width:119.25pt;height:24pt" o:ole="" fillcolor="window">
             <v:imagedata r:id="rId54" o:title=""/>
           </v:shape>
-          <o:OLEObject Type="Embed" ProgID="Equation.3" ShapeID="_x0000_i1049" DrawAspect="Content" ObjectID="_1854193075" r:id="rId55"/>
+          <o:OLEObject Type="Embed" ProgID="Equation.3" ShapeID="_x0000_i1049" DrawAspect="Content" ObjectID="_1854797760" r:id="rId55"/>
         </w:object>
       </w:r>
       <w:r>
@@ -4086,7 +4384,34 @@
           <w:szCs w:val="30"/>
           <w:lang w:eastAsia="ru-RU"/>
         </w:rPr>
-        <w:t>.                           (5.3.12)</w:t>
+        <w:t>.</w:t>
+      </w:r>
+      <w:r>
+        <w:rPr>
+          <w:rFonts w:ascii="Times New Roman" w:eastAsia="Times New Roman" w:hAnsi="Times New Roman" w:cs="Times New Roman"/>
+          <w:sz w:val="30"/>
+          <w:szCs w:val="30"/>
+          <w:lang w:eastAsia="ru-RU"/>
+        </w:rPr>
+        <w:t xml:space="preserve">                           (</w:t>
+      </w:r>
+      <w:r>
+        <w:rPr>
+          <w:rFonts w:ascii="Times New Roman" w:eastAsia="Times New Roman" w:hAnsi="Times New Roman" w:cs="Times New Roman"/>
+          <w:sz w:val="30"/>
+          <w:szCs w:val="30"/>
+          <w:lang w:eastAsia="ru-RU"/>
+        </w:rPr>
+        <w:t>5.3</w:t>
+      </w:r>
+      <w:r>
+        <w:rPr>
+          <w:rFonts w:ascii="Times New Roman" w:eastAsia="Times New Roman" w:hAnsi="Times New Roman" w:cs="Times New Roman"/>
+          <w:sz w:val="30"/>
+          <w:szCs w:val="30"/>
+          <w:lang w:eastAsia="ru-RU"/>
+        </w:rPr>
+        <w:t>.12)</w:t>
       </w:r>
     </w:p>
     <w:p>
@@ -4108,7 +4433,17 @@
           <w:szCs w:val="30"/>
           <w:lang w:eastAsia="ru-RU"/>
         </w:rPr>
-        <w:t xml:space="preserve">матрица моментов плана </w:t>
+        <w:lastRenderedPageBreak/>
+        <w:t>м</w:t>
+      </w:r>
+      <w:r>
+        <w:rPr>
+          <w:rFonts w:ascii="Times New Roman" w:eastAsia="Times New Roman" w:hAnsi="Times New Roman" w:cs="Times New Roman"/>
+          <w:sz w:val="30"/>
+          <w:szCs w:val="30"/>
+          <w:lang w:eastAsia="ru-RU"/>
+        </w:rPr>
+        <w:t xml:space="preserve">атрица моментов плана </w:t>
       </w:r>
       <m:oMath>
         <m:sSub>
@@ -4163,7 +4498,25 @@
           <w:szCs w:val="30"/>
           <w:lang w:eastAsia="ru-RU"/>
         </w:rPr>
-        <w:t>– квадратная симметричная матрица, элементы которой есть скалярные произведения соответствующих векторов – столбцов матрицы базисной функций:</w:t>
+        <w:t>– ква</w:t>
+      </w:r>
+      <w:r>
+        <w:rPr>
+          <w:rFonts w:ascii="Times New Roman" w:eastAsia="Times New Roman" w:hAnsi="Times New Roman" w:cs="Times New Roman"/>
+          <w:sz w:val="30"/>
+          <w:szCs w:val="30"/>
+          <w:lang w:eastAsia="ru-RU"/>
+        </w:rPr>
+        <w:t>драт</w:t>
+      </w:r>
+      <w:r>
+        <w:rPr>
+          <w:rFonts w:ascii="Times New Roman" w:eastAsia="Times New Roman" w:hAnsi="Times New Roman" w:cs="Times New Roman"/>
+          <w:sz w:val="30"/>
+          <w:szCs w:val="30"/>
+          <w:lang w:eastAsia="ru-RU"/>
+        </w:rPr>
+        <w:t>ная симметричная матрица, элементы которой есть скалярные произведения соответствующих векторов – столбцов матрицы базисной функций:</w:t>
       </w:r>
     </w:p>
     <w:p>
@@ -4198,11 +4551,11 @@
           <w:szCs w:val="30"/>
           <w:lang w:eastAsia="ru-RU"/>
         </w:rPr>
-        <w:object w:dxaOrig="2380" w:dyaOrig="440" w14:anchorId="5BB73491">
+        <w:object w:dxaOrig="2380" w:dyaOrig="440" w14:anchorId="4A42D85E">
           <v:shape id="_x0000_i1050" type="#_x0000_t75" style="width:138pt;height:25.5pt" o:ole="" fillcolor="window">
             <v:imagedata r:id="rId56" o:title=""/>
           </v:shape>
-          <o:OLEObject Type="Embed" ProgID="Equation.3" ShapeID="_x0000_i1050" DrawAspect="Content" ObjectID="_1854193076" r:id="rId57"/>
+          <o:OLEObject Type="Embed" ProgID="Equation.3" ShapeID="_x0000_i1050" DrawAspect="Content" ObjectID="_1854797761" r:id="rId57"/>
         </w:object>
       </w:r>
       <w:r>
@@ -4212,7 +4565,43 @@
           <w:szCs w:val="30"/>
           <w:lang w:eastAsia="ru-RU"/>
         </w:rPr>
-        <w:t>.                      (5.3.13)</w:t>
+        <w:t>.</w:t>
+      </w:r>
+      <w:r>
+        <w:rPr>
+          <w:rFonts w:ascii="Times New Roman" w:eastAsia="Times New Roman" w:hAnsi="Times New Roman" w:cs="Times New Roman"/>
+          <w:sz w:val="30"/>
+          <w:szCs w:val="30"/>
+          <w:lang w:eastAsia="ru-RU"/>
+        </w:rPr>
+        <w:t xml:space="preserve">                      </w:t>
+      </w:r>
+      <w:r>
+        <w:rPr>
+          <w:rFonts w:ascii="Times New Roman" w:eastAsia="Times New Roman" w:hAnsi="Times New Roman" w:cs="Times New Roman"/>
+          <w:sz w:val="30"/>
+          <w:szCs w:val="30"/>
+          <w:lang w:eastAsia="ru-RU"/>
+        </w:rPr>
+        <w:t>(5.3</w:t>
+      </w:r>
+      <w:r>
+        <w:rPr>
+          <w:rFonts w:ascii="Times New Roman" w:eastAsia="Times New Roman" w:hAnsi="Times New Roman" w:cs="Times New Roman"/>
+          <w:sz w:val="30"/>
+          <w:szCs w:val="30"/>
+          <w:lang w:eastAsia="ru-RU"/>
+        </w:rPr>
+        <w:t>.13</w:t>
+      </w:r>
+      <w:r>
+        <w:rPr>
+          <w:rFonts w:ascii="Times New Roman" w:eastAsia="Times New Roman" w:hAnsi="Times New Roman" w:cs="Times New Roman"/>
+          <w:sz w:val="30"/>
+          <w:szCs w:val="30"/>
+          <w:lang w:eastAsia="ru-RU"/>
+        </w:rPr>
+        <w:t>)</w:t>
       </w:r>
     </w:p>
     <w:p>
@@ -4234,7 +4623,16 @@
           <w:szCs w:val="30"/>
           <w:lang w:eastAsia="ru-RU"/>
         </w:rPr>
-        <w:t>С учетом этого, матрицу Фишера можно выразить следующим образом</w:t>
+        <w:t>С учетом этого, матрицу Фишера</w:t>
+      </w:r>
+      <w:r>
+        <w:rPr>
+          <w:rFonts w:ascii="Times New Roman" w:eastAsia="Times New Roman" w:hAnsi="Times New Roman" w:cs="Times New Roman"/>
+          <w:sz w:val="30"/>
+          <w:szCs w:val="30"/>
+          <w:lang w:eastAsia="ru-RU"/>
+        </w:rPr>
+        <w:t xml:space="preserve"> можно выразить следующим образом</w:t>
       </w:r>
     </w:p>
     <w:p>
@@ -4257,11 +4655,11 @@
           <w:szCs w:val="30"/>
           <w:lang w:eastAsia="ru-RU"/>
         </w:rPr>
-        <w:object w:dxaOrig="4420" w:dyaOrig="600" w14:anchorId="1E68778B">
-          <v:shape id="_x0000_i1051" type="#_x0000_t75" style="width:258.75pt;height:34.5pt" o:ole="" fillcolor="window">
+        <w:object w:dxaOrig="4420" w:dyaOrig="600" w14:anchorId="017373E8">
+          <v:shape id="_x0000_i1051" type="#_x0000_t75" style="width:258.75pt;height:35.25pt" o:ole="" fillcolor="window">
             <v:imagedata r:id="rId58" o:title=""/>
           </v:shape>
-          <o:OLEObject Type="Embed" ProgID="Equation.DSMT4" ShapeID="_x0000_i1051" DrawAspect="Content" ObjectID="_1854193077" r:id="rId59"/>
+          <o:OLEObject Type="Embed" ProgID="Equation.DSMT4" ShapeID="_x0000_i1051" DrawAspect="Content" ObjectID="_1854797762" r:id="rId59"/>
         </w:object>
       </w:r>
       <w:r>
@@ -4271,7 +4669,43 @@
           <w:szCs w:val="30"/>
           <w:lang w:eastAsia="ru-RU"/>
         </w:rPr>
-        <w:t>.             (5.3.14)</w:t>
+        <w:t>.</w:t>
+      </w:r>
+      <w:r>
+        <w:rPr>
+          <w:rFonts w:ascii="Times New Roman" w:eastAsia="Times New Roman" w:hAnsi="Times New Roman" w:cs="Times New Roman"/>
+          <w:sz w:val="30"/>
+          <w:szCs w:val="30"/>
+          <w:lang w:eastAsia="ru-RU"/>
+        </w:rPr>
+        <w:t xml:space="preserve">             </w:t>
+      </w:r>
+      <w:r>
+        <w:rPr>
+          <w:rFonts w:ascii="Times New Roman" w:eastAsia="Times New Roman" w:hAnsi="Times New Roman" w:cs="Times New Roman"/>
+          <w:sz w:val="30"/>
+          <w:szCs w:val="30"/>
+          <w:lang w:eastAsia="ru-RU"/>
+        </w:rPr>
+        <w:t>(5.3</w:t>
+      </w:r>
+      <w:r>
+        <w:rPr>
+          <w:rFonts w:ascii="Times New Roman" w:eastAsia="Times New Roman" w:hAnsi="Times New Roman" w:cs="Times New Roman"/>
+          <w:sz w:val="30"/>
+          <w:szCs w:val="30"/>
+          <w:lang w:eastAsia="ru-RU"/>
+        </w:rPr>
+        <w:t>.14</w:t>
+      </w:r>
+      <w:r>
+        <w:rPr>
+          <w:rFonts w:ascii="Times New Roman" w:eastAsia="Times New Roman" w:hAnsi="Times New Roman" w:cs="Times New Roman"/>
+          <w:sz w:val="30"/>
+          <w:szCs w:val="30"/>
+          <w:lang w:eastAsia="ru-RU"/>
+        </w:rPr>
+        <w:t>)</w:t>
       </w:r>
     </w:p>
     <w:p>
@@ -4363,7 +4797,34 @@
           <w:szCs w:val="30"/>
           <w:lang w:eastAsia="ru-RU"/>
         </w:rPr>
-        <w:t xml:space="preserve"> матрицу Фишера (5.3.6) можно переписать в виде</w:t>
+        <w:t xml:space="preserve"> </w:t>
+      </w:r>
+      <w:r>
+        <w:rPr>
+          <w:rFonts w:ascii="Times New Roman" w:eastAsia="Times New Roman" w:hAnsi="Times New Roman" w:cs="Times New Roman"/>
+          <w:sz w:val="30"/>
+          <w:szCs w:val="30"/>
+          <w:lang w:eastAsia="ru-RU"/>
+        </w:rPr>
+        <w:t>матрицу Фишера (</w:t>
+      </w:r>
+      <w:r>
+        <w:rPr>
+          <w:rFonts w:ascii="Times New Roman" w:eastAsia="Times New Roman" w:hAnsi="Times New Roman" w:cs="Times New Roman"/>
+          <w:sz w:val="30"/>
+          <w:szCs w:val="30"/>
+          <w:lang w:eastAsia="ru-RU"/>
+        </w:rPr>
+        <w:t>5.3.6</w:t>
+      </w:r>
+      <w:r>
+        <w:rPr>
+          <w:rFonts w:ascii="Times New Roman" w:eastAsia="Times New Roman" w:hAnsi="Times New Roman" w:cs="Times New Roman"/>
+          <w:sz w:val="30"/>
+          <w:szCs w:val="30"/>
+          <w:lang w:eastAsia="ru-RU"/>
+        </w:rPr>
+        <w:t>) можно переписать в виде</w:t>
       </w:r>
     </w:p>
     <w:p>
@@ -4399,11 +4860,11 @@
           <w:szCs w:val="30"/>
           <w:lang w:val="en-US" w:eastAsia="ru-RU"/>
         </w:rPr>
-        <w:object w:dxaOrig="1920" w:dyaOrig="400" w14:anchorId="28BED34F">
+        <w:object w:dxaOrig="1920" w:dyaOrig="400" w14:anchorId="45323205">
           <v:shape id="_x0000_i1052" type="#_x0000_t75" style="width:111pt;height:23.25pt" o:ole="">
             <v:imagedata r:id="rId60" o:title=""/>
           </v:shape>
-          <o:OLEObject Type="Embed" ProgID="Equation.DSMT4" ShapeID="_x0000_i1052" DrawAspect="Content" ObjectID="_1854193078" r:id="rId61"/>
+          <o:OLEObject Type="Embed" ProgID="Equation.DSMT4" ShapeID="_x0000_i1052" DrawAspect="Content" ObjectID="_1854797763" r:id="rId61"/>
         </w:object>
       </w:r>
       <w:r>
@@ -4422,7 +4883,25 @@
           <w:szCs w:val="30"/>
           <w:lang w:eastAsia="ru-RU"/>
         </w:rPr>
-        <w:t xml:space="preserve">                          (5.3.15)</w:t>
+        <w:t xml:space="preserve">                          (</w:t>
+      </w:r>
+      <w:r>
+        <w:rPr>
+          <w:rFonts w:ascii="Times New Roman" w:eastAsia="Times New Roman" w:hAnsi="Times New Roman" w:cs="Times New Roman"/>
+          <w:sz w:val="30"/>
+          <w:szCs w:val="30"/>
+          <w:lang w:eastAsia="ru-RU"/>
+        </w:rPr>
+        <w:t>5.3</w:t>
+      </w:r>
+      <w:r>
+        <w:rPr>
+          <w:rFonts w:ascii="Times New Roman" w:eastAsia="Times New Roman" w:hAnsi="Times New Roman" w:cs="Times New Roman"/>
+          <w:sz w:val="30"/>
+          <w:szCs w:val="30"/>
+          <w:lang w:eastAsia="ru-RU"/>
+        </w:rPr>
+        <w:t>.15)</w:t>
       </w:r>
     </w:p>
     <w:p>
@@ -4453,11 +4932,11 @@
           <w:szCs w:val="30"/>
           <w:lang w:val="en-US" w:eastAsia="ru-RU"/>
         </w:rPr>
-        <w:object w:dxaOrig="499" w:dyaOrig="300" w14:anchorId="3BBD3FF0">
+        <w:object w:dxaOrig="499" w:dyaOrig="300" w14:anchorId="31B5C023">
           <v:shape id="_x0000_i1053" type="#_x0000_t75" style="width:28.5pt;height:16.5pt" o:ole="">
             <v:imagedata r:id="rId62" o:title=""/>
           </v:shape>
-          <o:OLEObject Type="Embed" ProgID="Equation.DSMT4" ShapeID="_x0000_i1053" DrawAspect="Content" ObjectID="_1854193079" r:id="rId63"/>
+          <o:OLEObject Type="Embed" ProgID="Equation.DSMT4" ShapeID="_x0000_i1053" DrawAspect="Content" ObjectID="_1854797764" r:id="rId63"/>
         </w:object>
       </w:r>
       <w:r>
@@ -4490,11 +4969,11 @@
           <w:szCs w:val="30"/>
           <w:lang w:val="en-US" w:eastAsia="ru-RU"/>
         </w:rPr>
-        <w:object w:dxaOrig="1640" w:dyaOrig="460" w14:anchorId="664AA38A">
+        <w:object w:dxaOrig="1640" w:dyaOrig="460" w14:anchorId="2498C73F">
           <v:shape id="_x0000_i1054" type="#_x0000_t75" style="width:84.75pt;height:24pt" o:ole="" fillcolor="window">
             <v:imagedata r:id="rId64" o:title=""/>
           </v:shape>
-          <o:OLEObject Type="Embed" ProgID="Equation.3" ShapeID="_x0000_i1054" DrawAspect="Content" ObjectID="_1854193080" r:id="rId65"/>
+          <o:OLEObject Type="Embed" ProgID="Equation.3" ShapeID="_x0000_i1054" DrawAspect="Content" ObjectID="_1854797765" r:id="rId65"/>
         </w:object>
       </w:r>
       <w:proofErr w:type="gramStart"/>
@@ -4535,7 +5014,16 @@
           <w:szCs w:val="30"/>
           <w:lang w:eastAsia="ru-RU"/>
         </w:rPr>
-        <w:t>5.3.16)</w:t>
+        <w:t>5.3</w:t>
+      </w:r>
+      <w:r>
+        <w:rPr>
+          <w:rFonts w:ascii="Times New Roman" w:eastAsia="Times New Roman" w:hAnsi="Times New Roman" w:cs="Times New Roman"/>
+          <w:sz w:val="30"/>
+          <w:szCs w:val="30"/>
+          <w:lang w:eastAsia="ru-RU"/>
+        </w:rPr>
+        <w:t>.16)</w:t>
       </w:r>
     </w:p>
     <w:p>
@@ -4575,11 +5063,11 @@
           <w:szCs w:val="30"/>
           <w:lang w:val="en-US" w:eastAsia="ru-RU"/>
         </w:rPr>
-        <w:object w:dxaOrig="2180" w:dyaOrig="440" w14:anchorId="5870DEAA">
+        <w:object w:dxaOrig="2180" w:dyaOrig="440" w14:anchorId="14208F23">
           <v:shape id="_x0000_i1055" type="#_x0000_t75" style="width:132.75pt;height:26.25pt" o:ole="" fillcolor="window">
             <v:imagedata r:id="rId66" o:title=""/>
           </v:shape>
-          <o:OLEObject Type="Embed" ProgID="Equation.3" ShapeID="_x0000_i1055" DrawAspect="Content" ObjectID="_1854193081" r:id="rId67"/>
+          <o:OLEObject Type="Embed" ProgID="Equation.3" ShapeID="_x0000_i1055" DrawAspect="Content" ObjectID="_1854797766" r:id="rId67"/>
         </w:object>
       </w:r>
       <w:r>
@@ -4611,11 +5099,11 @@
           <w:szCs w:val="30"/>
           <w:lang w:eastAsia="ru-RU"/>
         </w:rPr>
-        <w:object w:dxaOrig="1260" w:dyaOrig="660" w14:anchorId="7D1B116C">
+        <w:object w:dxaOrig="1260" w:dyaOrig="660" w14:anchorId="401FDDA0">
           <v:shape id="_x0000_i1056" type="#_x0000_t75" style="width:93.75pt;height:50.25pt" o:ole="">
             <v:imagedata r:id="rId68" o:title=""/>
           </v:shape>
-          <o:OLEObject Type="Embed" ProgID="Equation.DSMT4" ShapeID="_x0000_i1056" DrawAspect="Content" ObjectID="_1854193082" r:id="rId69"/>
+          <o:OLEObject Type="Embed" ProgID="Equation.DSMT4" ShapeID="_x0000_i1056" DrawAspect="Content" ObjectID="_1854797767" r:id="rId69"/>
         </w:object>
       </w:r>
       <w:r>
@@ -4635,11 +5123,11 @@
           <w:szCs w:val="30"/>
           <w:lang w:eastAsia="ru-RU"/>
         </w:rPr>
-        <w:object w:dxaOrig="660" w:dyaOrig="380" w14:anchorId="12784B22">
+        <w:object w:dxaOrig="660" w:dyaOrig="380" w14:anchorId="21860789">
           <v:shape id="_x0000_i1057" type="#_x0000_t75" style="width:42.75pt;height:24.75pt" o:ole="">
             <v:imagedata r:id="rId70" o:title=""/>
           </v:shape>
-          <o:OLEObject Type="Embed" ProgID="Equation.DSMT4" ShapeID="_x0000_i1057" DrawAspect="Content" ObjectID="_1854193083" r:id="rId71"/>
+          <o:OLEObject Type="Embed" ProgID="Equation.DSMT4" ShapeID="_x0000_i1057" DrawAspect="Content" ObjectID="_1854797768" r:id="rId71"/>
         </w:object>
       </w:r>
       <w:r>
@@ -4687,7 +5175,16 @@
           <w:szCs w:val="30"/>
           <w:lang w:val="ky-KG" w:eastAsia="ru-RU"/>
         </w:rPr>
-        <w:t xml:space="preserve"> выхода</w:t>
+        <w:t xml:space="preserve"> </w:t>
+      </w:r>
+      <w:r>
+        <w:rPr>
+          <w:rFonts w:ascii="Times New Roman" w:eastAsia="Times New Roman" w:hAnsi="Times New Roman" w:cs="Times New Roman"/>
+          <w:sz w:val="30"/>
+          <w:szCs w:val="30"/>
+          <w:lang w:val="ky-KG" w:eastAsia="ru-RU"/>
+        </w:rPr>
+        <w:t>выхода</w:t>
       </w:r>
       <w:r>
         <w:rPr>
@@ -4717,7 +5214,25 @@
           <w:szCs w:val="30"/>
           <w:lang w:eastAsia="ru-RU"/>
         </w:rPr>
-        <w:t>При этом формула (5.3.8) запишется как</w:t>
+        <w:t>При этом формула (</w:t>
+      </w:r>
+      <w:r>
+        <w:rPr>
+          <w:rFonts w:ascii="Times New Roman" w:eastAsia="Times New Roman" w:hAnsi="Times New Roman" w:cs="Times New Roman"/>
+          <w:sz w:val="30"/>
+          <w:szCs w:val="30"/>
+          <w:lang w:eastAsia="ru-RU"/>
+        </w:rPr>
+        <w:t>5.3</w:t>
+      </w:r>
+      <w:r>
+        <w:rPr>
+          <w:rFonts w:ascii="Times New Roman" w:eastAsia="Times New Roman" w:hAnsi="Times New Roman" w:cs="Times New Roman"/>
+          <w:sz w:val="30"/>
+          <w:szCs w:val="30"/>
+          <w:lang w:eastAsia="ru-RU"/>
+        </w:rPr>
+        <w:t>.8) запишется как</w:t>
       </w:r>
     </w:p>
     <w:p>
@@ -4737,7 +5252,7 @@
         <w:spacing w:after="0" w:line="288" w:lineRule="auto"/>
         <w:jc w:val="right"/>
         <w:rPr>
-          <w:rFonts w:ascii="Times New Roman" w:eastAsia="Arial Unicode MS" w:hAnsi="Times New Roman" w:cs="Times New Roman"/>
+          <w:rFonts w:ascii="Arial Unicode MS" w:eastAsia="Arial Unicode MS" w:hAnsi="Arial Unicode MS" w:cs="Arial Unicode MS"/>
           <w:sz w:val="28"/>
           <w:szCs w:val="28"/>
         </w:rPr>
@@ -4750,11 +5265,11 @@
           <w:szCs w:val="30"/>
           <w:lang w:val="en-US" w:eastAsia="ru-RU"/>
         </w:rPr>
-        <w:object w:dxaOrig="3820" w:dyaOrig="480" w14:anchorId="2BE7043C">
+        <w:object w:dxaOrig="3820" w:dyaOrig="480" w14:anchorId="2DDBE664">
           <v:shape id="_x0000_i1058" type="#_x0000_t75" style="width:209.25pt;height:26.25pt" o:ole="" fillcolor="window">
             <v:imagedata r:id="rId72" o:title=""/>
           </v:shape>
-          <o:OLEObject Type="Embed" ProgID="Equation.3" ShapeID="_x0000_i1058" DrawAspect="Content" ObjectID="_1854193084" r:id="rId73"/>
+          <o:OLEObject Type="Embed" ProgID="Equation.3" ShapeID="_x0000_i1058" DrawAspect="Content" ObjectID="_1854797769" r:id="rId73"/>
         </w:object>
       </w:r>
       <w:r>
@@ -4764,7 +5279,25 @@
           <w:szCs w:val="30"/>
           <w:lang w:eastAsia="ru-RU"/>
         </w:rPr>
-        <w:t>.               (5.3.17)</w:t>
+        <w:t>.               (</w:t>
+      </w:r>
+      <w:r>
+        <w:rPr>
+          <w:rFonts w:ascii="Times New Roman" w:eastAsia="Times New Roman" w:hAnsi="Times New Roman" w:cs="Times New Roman"/>
+          <w:sz w:val="30"/>
+          <w:szCs w:val="30"/>
+          <w:lang w:eastAsia="ru-RU"/>
+        </w:rPr>
+        <w:t>5.3</w:t>
+      </w:r>
+      <w:r>
+        <w:rPr>
+          <w:rFonts w:ascii="Times New Roman" w:eastAsia="Times New Roman" w:hAnsi="Times New Roman" w:cs="Times New Roman"/>
+          <w:sz w:val="30"/>
+          <w:szCs w:val="30"/>
+          <w:lang w:eastAsia="ru-RU"/>
+        </w:rPr>
+        <w:t>.17)</w:t>
       </w:r>
     </w:p>
     <w:sectPr>
